--- a/docs/kirpich-vs-monolit.docx
+++ b/docs/kirpich-vs-monolit.docx
@@ -1401,7 +1401,7 @@
               <w:pStyle w:val="Compact"/>
             </w:pPr>
             <w:r>
-              <w:t xml:space="preserve">комфорт 17, типовой 2</w:t>
+              <w:t xml:space="preserve">комфорт 17, стандарт 2</w:t>
             </w:r>
           </w:p>
         </w:tc>
@@ -1737,23 +1737,29 @@
         <w:t xml:space="preserve">со сцены не выносим</w:t>
       </w:r>
       <w:r>
-        <w:t xml:space="preserve">:</w:t>
-      </w:r>
-      <w:r>
-        <w:t xml:space="preserve"> </w:t>
-      </w:r>
-      <w:r>
-        <w:t xml:space="preserve">это на самом деле «пригородная среднеэтажка против городских башен».</w:t>
+        <w:t xml:space="preserve">.</w:t>
+      </w:r>
+      <w:r>
+        <w:t xml:space="preserve"> </w:t>
+      </w:r>
+      <w:r>
+        <w:t xml:space="preserve">Остаётся вопрос — а если развести эти факторы контролем, что-нибудь от материала останется?</w:t>
+      </w:r>
+      <w:r>
+        <w:t xml:space="preserve"> </w:t>
+      </w:r>
+      <w:r>
+        <w:t xml:space="preserve">Слой 3 и 3.6 отвечают: нет.</w:t>
       </w:r>
     </w:p>
     <w:bookmarkEnd w:id="17"/>
-    <w:bookmarkStart w:id="18" w:name="Xd37f3bfb52c94b6a6ddb9ef0093bebbb94d15e2"/>
+    <w:bookmarkStart w:id="18" w:name="слой-3.-контроль-по-году-сдачи"/>
     <w:p>
       <w:pPr>
         <w:pStyle w:val="Heading3"/>
       </w:pPr>
       <w:r>
-        <w:t xml:space="preserve">Слой 3. Контроль по году сдачи (главная таблица)</w:t>
+        <w:t xml:space="preserve">Слой 3. Контроль по году сдачи</w:t>
       </w:r>
     </w:p>
     <w:tbl>
@@ -1829,7 +1835,7 @@
               <w:pStyle w:val="Compact"/>
             </w:pPr>
             <w:r>
-              <w:t xml:space="preserve">2026 (финиш)</w:t>
+              <w:t xml:space="preserve">2026 (финиш)*</w:t>
             </w:r>
           </w:p>
         </w:tc>
@@ -1885,11 +1891,60 @@
               <w:jc w:val="right"/>
             </w:pPr>
             <w:r>
+              <w:t xml:space="preserve">+14,6 пп*</w:t>
+            </w:r>
+          </w:p>
+        </w:tc>
+      </w:tr>
+      <w:tr>
+        <w:tc>
+          <w:tcPr/>
+          <w:p>
+            <w:pPr>
+              <w:pStyle w:val="Compact"/>
+            </w:pPr>
+            <w:r>
+              <w:t xml:space="preserve">2027</w:t>
+            </w:r>
+          </w:p>
+        </w:tc>
+        <w:tc>
+          <w:tcPr/>
+          <w:p>
+            <w:pPr>
+              <w:pStyle w:val="Compact"/>
+              <w:jc w:val="right"/>
+            </w:pPr>
+            <w:r>
+              <w:t xml:space="preserve">38,8% (5 домов)</w:t>
+            </w:r>
+          </w:p>
+        </w:tc>
+        <w:tc>
+          <w:tcPr/>
+          <w:p>
+            <w:pPr>
+              <w:pStyle w:val="Compact"/>
+              <w:jc w:val="right"/>
+            </w:pPr>
+            <w:r>
+              <w:t xml:space="preserve">41,8% (21 дом)</w:t>
+            </w:r>
+          </w:p>
+        </w:tc>
+        <w:tc>
+          <w:tcPr/>
+          <w:p>
+            <w:pPr>
+              <w:pStyle w:val="Compact"/>
+              <w:jc w:val="right"/>
+            </w:pPr>
+            <w:r>
               <w:rPr>
                 <w:b/>
                 <w:bCs/>
               </w:rPr>
-              <w:t xml:space="preserve">+14,6 пп</w:t>
+              <w:t xml:space="preserve">−3,0 пп</w:t>
             </w:r>
           </w:p>
         </w:tc>
@@ -1902,55 +1957,6 @@
               <w:pStyle w:val="Compact"/>
             </w:pPr>
             <w:r>
-              <w:t xml:space="preserve">2027</w:t>
-            </w:r>
-          </w:p>
-        </w:tc>
-        <w:tc>
-          <w:tcPr/>
-          <w:p>
-            <w:pPr>
-              <w:pStyle w:val="Compact"/>
-              <w:jc w:val="right"/>
-            </w:pPr>
-            <w:r>
-              <w:t xml:space="preserve">38,8% (5 домов)</w:t>
-            </w:r>
-          </w:p>
-        </w:tc>
-        <w:tc>
-          <w:tcPr/>
-          <w:p>
-            <w:pPr>
-              <w:pStyle w:val="Compact"/>
-              <w:jc w:val="right"/>
-            </w:pPr>
-            <w:r>
-              <w:t xml:space="preserve">41,8% (21 дом)</w:t>
-            </w:r>
-          </w:p>
-        </w:tc>
-        <w:tc>
-          <w:tcPr/>
-          <w:p>
-            <w:pPr>
-              <w:pStyle w:val="Compact"/>
-              <w:jc w:val="right"/>
-            </w:pPr>
-            <w:r>
-              <w:t xml:space="preserve">−3,0 пп</w:t>
-            </w:r>
-          </w:p>
-        </w:tc>
-      </w:tr>
-      <w:tr>
-        <w:tc>
-          <w:tcPr/>
-          <w:p>
-            <w:pPr>
-              <w:pStyle w:val="Compact"/>
-            </w:pPr>
-            <w:r>
               <w:t xml:space="preserve">2028</w:t>
             </w:r>
           </w:p>
@@ -1998,7 +2004,50 @@
         <w:pStyle w:val="BodyText"/>
       </w:pPr>
       <w:r>
-        <w:t xml:space="preserve">И контроль по размеру внутри когорты-2026 (чтобы исключить «кирпичные дома просто меньше»):</w:t>
+        <w:t xml:space="preserve">* Кажущийся отрыв кирпича в 2026 — это лучшие проекты Железно (Знак 93%, ИКИГАЙ 69%), т.е.</w:t>
+      </w:r>
+      <w:r>
+        <w:t xml:space="preserve"> </w:t>
+      </w:r>
+      <w:r>
+        <w:t xml:space="preserve">застройщик, а не бетон. В 2027 и 2028 разрыв разворачивается: монолит чуть впереди. Материал</w:t>
+      </w:r>
+      <w:r>
+        <w:t xml:space="preserve"> </w:t>
+      </w:r>
+      <w:r>
+        <w:t xml:space="preserve">не предсказывает продажи.</w:t>
+      </w:r>
+    </w:p>
+    <w:bookmarkEnd w:id="18"/>
+    <w:bookmarkStart w:id="19" w:name="Xabe2707abea2f44b4a3c713da8e82cb487e20e0"/>
+    <w:p>
+      <w:pPr>
+        <w:pStyle w:val="Heading3"/>
+      </w:pPr>
+      <w:r>
+        <w:t xml:space="preserve">Слой 3.6. Решающий контроль — внутри одного года сдачи (материал НЕ выживает)</w:t>
+      </w:r>
+    </w:p>
+    <w:p>
+      <w:pPr>
+        <w:pStyle w:val="FirstParagraph"/>
+      </w:pPr>
+      <w:r>
+        <w:t xml:space="preserve">Самый строгий тест: сравнить кирпич и монолит среди домов</w:t>
+      </w:r>
+      <w:r>
+        <w:t xml:space="preserve"> </w:t>
+      </w:r>
+      <w:r>
+        <w:rPr>
+          <w:b/>
+          <w:bCs/>
+        </w:rPr>
+        <w:t xml:space="preserve">одной когорты по сроку</w:t>
+      </w:r>
+      <w:r>
+        <w:t xml:space="preserve">.</w:t>
       </w:r>
     </w:p>
     <w:tbl>
@@ -2023,7 +2072,7 @@
               <w:pStyle w:val="Compact"/>
             </w:pPr>
             <w:r>
-              <w:t xml:space="preserve">Размер дома, сдача 2026</w:t>
+              <w:t xml:space="preserve">Год сдачи</w:t>
             </w:r>
           </w:p>
         </w:tc>
@@ -2060,7 +2109,7 @@
               <w:pStyle w:val="Compact"/>
             </w:pPr>
             <w:r>
-              <w:t xml:space="preserve">≤120 квартир</w:t>
+              <w:t xml:space="preserve">2027</w:t>
             </w:r>
           </w:p>
         </w:tc>
@@ -2072,139 +2121,7 @@
               <w:jc w:val="right"/>
             </w:pPr>
             <w:r>
-              <w:t xml:space="preserve">33,9%</w:t>
-            </w:r>
-          </w:p>
-        </w:tc>
-        <w:tc>
-          <w:tcPr/>
-          <w:p>
-            <w:pPr>
-              <w:pStyle w:val="Compact"/>
-              <w:jc w:val="right"/>
-            </w:pPr>
-            <w:r>
-              <w:t xml:space="preserve">20,0%</w:t>
-            </w:r>
-          </w:p>
-        </w:tc>
-      </w:tr>
-      <w:tr>
-        <w:tc>
-          <w:tcPr/>
-          <w:p>
-            <w:pPr>
-              <w:pStyle w:val="Compact"/>
-            </w:pPr>
-            <w:r>
-              <w:t xml:space="preserve">&gt;120 квартир</w:t>
-            </w:r>
-          </w:p>
-        </w:tc>
-        <w:tc>
-          <w:tcPr/>
-          <w:p>
-            <w:pPr>
-              <w:pStyle w:val="Compact"/>
-              <w:jc w:val="right"/>
-            </w:pPr>
-            <w:r>
-              <w:t xml:space="preserve">79,5%</w:t>
-            </w:r>
-          </w:p>
-        </w:tc>
-        <w:tc>
-          <w:tcPr/>
-          <w:p>
-            <w:pPr>
-              <w:pStyle w:val="Compact"/>
-              <w:jc w:val="right"/>
-            </w:pPr>
-            <w:r>
-              <w:t xml:space="preserve">61,2%</w:t>
-            </w:r>
-          </w:p>
-        </w:tc>
-      </w:tr>
-    </w:tbl>
-    <w:bookmarkEnd w:id="18"/>
-    <w:bookmarkStart w:id="19" w:name="X7275a67931f12a6f23e6e42fef431231a22aff0"/>
-    <w:p>
-      <w:pPr>
-        <w:pStyle w:val="Heading3"/>
-      </w:pPr>
-      <w:r>
-        <w:t xml:space="preserve">Слой 3.5. Контроль внутри одного застройщика — и его граница</w:t>
-      </w:r>
-    </w:p>
-    <w:p>
-      <w:pPr>
-        <w:pStyle w:val="FirstParagraph"/>
-      </w:pPr>
-      <w:r>
-        <w:t xml:space="preserve">Возражение «Железно просто хорошо продаёт» проверяем на самом Железно:</w:t>
-      </w:r>
-    </w:p>
-    <w:tbl>
-      <w:tblPr>
-        <w:tblStyle w:val="Table"/>
-        <w:tblW w:type="pct" w:w="5000"/>
-        <w:tblLayout w:type="fixed"/>
-        <w:tblLook w:firstRow="1" w:lastRow="0" w:firstColumn="0" w:lastColumn="0" w:noHBand="0" w:noVBand="0" w:val="0020"/>
-      </w:tblPr>
-      <w:tblGrid>
-        <w:gridCol w:w="2376"/>
-        <w:gridCol w:w="3168"/>
-        <w:gridCol w:w="2376"/>
-      </w:tblGrid>
-      <w:tr>
-        <w:trPr>
-          <w:tblHeader w:val="on"/>
-        </w:trPr>
-        <w:tc>
-          <w:tcPr/>
-          <w:p>
-            <w:pPr>
-              <w:pStyle w:val="Compact"/>
-            </w:pPr>
-            <w:r>
-              <w:t xml:space="preserve">Железно</w:t>
-            </w:r>
-          </w:p>
-        </w:tc>
-        <w:tc>
-          <w:tcPr/>
-          <w:p>
-            <w:pPr>
-              <w:pStyle w:val="Compact"/>
-              <w:jc w:val="right"/>
-            </w:pPr>
-            <w:r>
-              <w:t xml:space="preserve">Распроданность</w:t>
-            </w:r>
-          </w:p>
-        </w:tc>
-        <w:tc>
-          <w:tcPr/>
-          <w:p>
-            <w:pPr>
-              <w:pStyle w:val="Compact"/>
-            </w:pPr>
-            <w:r>
-              <w:t xml:space="preserve">Локация</w:t>
-            </w:r>
-          </w:p>
-        </w:tc>
-      </w:tr>
-      <w:tr>
-        <w:tc>
-          <w:tcPr/>
-          <w:p>
-            <w:pPr>
-              <w:pStyle w:val="Compact"/>
-            </w:pPr>
-            <w:r>
-              <w:t xml:space="preserve">Его среднеэтажные корпуса (Знак, ИКИГАЙ)</w:t>
+              <w:t xml:space="preserve">38,8%</w:t>
             </w:r>
           </w:p>
         </w:tc>
@@ -2220,18 +2137,13 @@
                 <w:b/>
                 <w:bCs/>
               </w:rPr>
-              <w:t xml:space="preserve">55,4%</w:t>
-            </w:r>
-          </w:p>
-        </w:tc>
-        <w:tc>
-          <w:tcPr/>
-          <w:p>
-            <w:pPr>
-              <w:pStyle w:val="Compact"/>
-            </w:pPr>
-            <w:r>
-              <w:t xml:space="preserve">Завьялово</w:t>
+              <w:t xml:space="preserve">41,8%</w:t>
+            </w:r>
+            <w:r>
+              <w:t xml:space="preserve"> </w:t>
+            </w:r>
+            <w:r>
+              <w:t xml:space="preserve">(монолит лучше)</w:t>
             </w:r>
           </w:p>
         </w:tc>
@@ -2244,7 +2156,19 @@
               <w:pStyle w:val="Compact"/>
             </w:pPr>
             <w:r>
-              <w:t xml:space="preserve">Его собственная монолитная башня</w:t>
+              <w:t xml:space="preserve">2028</w:t>
+            </w:r>
+          </w:p>
+        </w:tc>
+        <w:tc>
+          <w:tcPr/>
+          <w:p>
+            <w:pPr>
+              <w:pStyle w:val="Compact"/>
+              <w:jc w:val="right"/>
+            </w:pPr>
+            <w:r>
+              <w:t xml:space="preserve">14,3%</w:t>
             </w:r>
           </w:p>
         </w:tc>
@@ -2260,24 +2184,13 @@
                 <w:b/>
                 <w:bCs/>
               </w:rPr>
-              <w:t xml:space="preserve">28,3%</w:t>
+              <w:t xml:space="preserve">16,2%</w:t>
             </w:r>
             <w:r>
               <w:t xml:space="preserve"> </w:t>
             </w:r>
             <w:r>
-              <w:t xml:space="preserve">(= средний по рынку)</w:t>
-            </w:r>
-          </w:p>
-        </w:tc>
-        <w:tc>
-          <w:tcPr/>
-          <w:p>
-            <w:pPr>
-              <w:pStyle w:val="Compact"/>
-            </w:pPr>
-            <w:r>
-              <w:t xml:space="preserve">Ижевск</w:t>
+              <w:t xml:space="preserve">(монолит лучше)</w:t>
             </w:r>
           </w:p>
         </w:tc>
@@ -2288,13 +2201,7 @@
         <w:pStyle w:val="BodyText"/>
       </w:pPr>
       <w:r>
-        <w:t xml:space="preserve">Один застройщик, один бренд, одна команда продаж — и пригородная среднеэтажка продаётся вдвое</w:t>
-      </w:r>
-      <w:r>
-        <w:t xml:space="preserve"> </w:t>
-      </w:r>
-      <w:r>
-        <w:t xml:space="preserve">лучше собственной городской башни. Это</w:t>
+        <w:t xml:space="preserve">Внутри года разрыв не просто исчезает — он</w:t>
       </w:r>
       <w:r>
         <w:t xml:space="preserve"> </w:t>
@@ -2304,49 +2211,58 @@
           <w:b/>
           <w:bCs/>
         </w:rPr>
-        <w:t xml:space="preserve">не спишешь ни на бренд, ни на застройщика</w:t>
-      </w:r>
-      <w:r>
-        <w:t xml:space="preserve">. Но честная</w:t>
-      </w:r>
-      <w:r>
-        <w:t xml:space="preserve"> </w:t>
-      </w:r>
-      <w:r>
-        <w:t xml:space="preserve">граница контроля: кирпич Железно — в Завьялово, а башня — в Ижевске, то есть</w:t>
-      </w:r>
-      <w:r>
-        <w:t xml:space="preserve"> </w:t>
-      </w:r>
+        <w:t xml:space="preserve">разворачивается</w:t>
+      </w:r>
+      <w:r>
+        <w:t xml:space="preserve">: монолит чуть впереди. То есть</w:t>
+      </w:r>
+      <w:r>
+        <w:t xml:space="preserve"> </w:t>
+      </w:r>
+      <w:r>
+        <w:t xml:space="preserve">сырое «кирпич 57% vs монолит 29%» на 100% объясняется композицией (кирпич — пригород ближних</w:t>
+      </w:r>
+      <w:r>
+        <w:t xml:space="preserve"> </w:t>
+      </w:r>
+      <w:r>
+        <w:t xml:space="preserve">сроков), а не свойством стены. Кажущийся отрыв кирпича на финише-2026 (74,5% vs 59,9%) — это</w:t>
+      </w:r>
+      <w:r>
+        <w:t xml:space="preserve"> </w:t>
+      </w:r>
+      <w:r>
+        <w:t xml:space="preserve">лучшие проекты Железно (Знак 93%, ИКИГАЙ 69%), то есть застройщик и срок.</w:t>
+      </w:r>
+    </w:p>
+    <w:p>
+      <w:pPr>
+        <w:pStyle w:val="BodyText"/>
+      </w:pPr>
       <w:r>
         <w:rPr>
           <w:b/>
           <w:bCs/>
         </w:rPr>
-        <w:t xml:space="preserve">формат сцеплен</w:t>
-      </w:r>
-      <w:r>
-        <w:rPr>
-          <w:b/>
-          <w:bCs/>
-        </w:rPr>
-        <w:t xml:space="preserve"> </w:t>
-      </w:r>
-      <w:r>
-        <w:rPr>
-          <w:b/>
-          <w:bCs/>
-        </w:rPr>
-        <w:t xml:space="preserve">с локацией даже здесь</w:t>
-      </w:r>
-      <w:r>
-        <w:t xml:space="preserve">. Поэтому корректный вывод — не «материал», а «пригородная среднеэтажка</w:t>
-      </w:r>
-      <w:r>
-        <w:t xml:space="preserve"> </w:t>
-      </w:r>
-      <w:r>
-        <w:t xml:space="preserve">человеческого масштаба против городской башни». (Оговорка: монолитная башня у Железно одна.)</w:t>
+        <w:t xml:space="preserve">И бывший «чистый козырь» снят.</w:t>
+      </w:r>
+      <w:r>
+        <w:t xml:space="preserve"> </w:t>
+      </w:r>
+      <w:r>
+        <w:t xml:space="preserve">Контраст «Железно: среднеэтажка 55% vs своя башня 28%» тоже</w:t>
+      </w:r>
+      <w:r>
+        <w:t xml:space="preserve"> </w:t>
+      </w:r>
+      <w:r>
+        <w:t xml:space="preserve">сцеплен со сроком: корпуса Икигай сдаются в 2026–27, а башня «Миры» — в 2028 (и в другой</w:t>
+      </w:r>
+      <w:r>
+        <w:t xml:space="preserve"> </w:t>
+      </w:r>
+      <w:r>
+        <w:t xml:space="preserve">локации, Завьялово vs Ижевск). Разделить формат, срок и локацию на этой выборке нельзя.</w:t>
       </w:r>
     </w:p>
     <w:bookmarkEnd w:id="19"/>
@@ -2372,10 +2288,7 @@
           <w:b/>
           <w:bCs/>
         </w:rPr>
-        <w:t xml:space="preserve">Главный предиктор распроданности — срок сдачи</w:t>
-      </w:r>
-      <w:r>
-        <w:t xml:space="preserve">, не материал.</w:t>
+        <w:t xml:space="preserve">Главный — и почти единственный — предиктор распроданности это срок сдачи.</w:t>
       </w:r>
     </w:p>
     <w:p>
@@ -2391,25 +2304,25 @@
           <w:b/>
           <w:bCs/>
         </w:rPr>
-        <w:t xml:space="preserve">Ярлык «материал стен» ненадёжен и его нельзя разделить с локацией.</w:t>
-      </w:r>
-      <w:r>
-        <w:t xml:space="preserve"> </w:t>
-      </w:r>
-      <w:r>
-        <w:t xml:space="preserve">Прямое доказательство —</w:t>
-      </w:r>
-      <w:r>
-        <w:t xml:space="preserve"> </w:t>
-      </w:r>
-      <w:r>
-        <w:t xml:space="preserve">«Квартал на Горького»: задекларирован «кирпичом», по факту монолит+газоблок, проваливался</w:t>
-      </w:r>
-      <w:r>
-        <w:t xml:space="preserve"> </w:t>
-      </w:r>
-      <w:r>
-        <w:t xml:space="preserve">как городская башня. После поправки кирпича в самом Ижевске</w:t>
+        <w:t xml:space="preserve">Материал не решает.</w:t>
+      </w:r>
+      <w:r>
+        <w:t xml:space="preserve"> </w:t>
+      </w:r>
+      <w:r>
+        <w:t xml:space="preserve">Ярлык «материал стен» вдобавок ненадёжен (пример «Квартал на Горького»:</w:t>
+      </w:r>
+      <w:r>
+        <w:t xml:space="preserve"> </w:t>
+      </w:r>
+      <w:r>
+        <w:t xml:space="preserve">задекларирован «кирпичом», по факту монолит+газоблок). Внутри одного года монолит ≥ кирпич.</w:t>
+      </w:r>
+      <w:r>
+        <w:t xml:space="preserve"> </w:t>
+      </w:r>
+      <w:r>
+        <w:t xml:space="preserve">Сырое «57 против 29»</w:t>
       </w:r>
       <w:r>
         <w:t xml:space="preserve"> </w:t>
@@ -2419,29 +2332,7 @@
           <w:b/>
           <w:bCs/>
         </w:rPr>
-        <w:t xml:space="preserve">не осталось вообще</w:t>
-      </w:r>
-      <w:r>
-        <w:t xml:space="preserve"> </w:t>
-      </w:r>
-      <w:r>
-        <w:t xml:space="preserve">— вся</w:t>
-      </w:r>
-      <w:r>
-        <w:t xml:space="preserve"> </w:t>
-      </w:r>
-      <w:r>
-        <w:t xml:space="preserve">когорта «кирпич» это пригород + малые города. Поэтому «57 против 29» как «материал решает»</w:t>
-      </w:r>
-      <w:r>
-        <w:t xml:space="preserve"> </w:t>
-      </w:r>
-      <w:r>
-        <w:rPr>
-          <w:b/>
-          <w:bCs/>
-        </w:rPr>
-        <w:t xml:space="preserve">со сцены не выносим</w:t>
+        <w:t xml:space="preserve">со сцены как „материал решает” не выносим</w:t>
       </w:r>
       <w:r>
         <w:t xml:space="preserve">.</w:t>
@@ -2460,31 +2351,19 @@
           <w:b/>
           <w:bCs/>
         </w:rPr>
-        <w:t xml:space="preserve">Что держится робастно (и это про формат, не про бетон):</w:t>
-      </w:r>
-      <w:r>
-        <w:t xml:space="preserve"> </w:t>
-      </w:r>
-      <w:r>
-        <w:t xml:space="preserve">– срок сдачи — предиктор №1;</w:t>
-      </w:r>
-      <w:r>
-        <w:t xml:space="preserve"> </w:t>
-      </w:r>
-      <w:r>
-        <w:t xml:space="preserve">– этажность: 18–24 (городские башни, 50% рынка) — худшая распроданность 27,9%; среднеэтажный пригород — лучшая;</w:t>
-      </w:r>
-      <w:r>
-        <w:t xml:space="preserve"> </w:t>
-      </w:r>
-      <w:r>
-        <w:t xml:space="preserve">– контроль по году: финиш-2026 пригородная среднеэтажка 74,5% vs городской монолит 59,9%;</w:t>
-      </w:r>
-      <w:r>
-        <w:t xml:space="preserve"> </w:t>
-      </w:r>
-      <w:r>
-        <w:t xml:space="preserve">– внутри Железно: Завьялово-среднеэтажка 55% против собственной Ижевск-башни 28%.</w:t>
+        <w:t xml:space="preserve">Этажность и разброс застройщиков тоже не выживают контроль:</w:t>
+      </w:r>
+      <w:r>
+        <w:t xml:space="preserve"> </w:t>
+      </w:r>
+      <w:r>
+        <w:t xml:space="preserve">18–24 внутри 2028 не хуже</w:t>
+      </w:r>
+      <w:r>
+        <w:t xml:space="preserve"> </w:t>
+      </w:r>
+      <w:r>
+        <w:t xml:space="preserve">средних; все аутсайдеры-застройщики сдаются в 2028–2030. Это артефакты срока.</w:t>
       </w:r>
     </w:p>
     <w:p>
@@ -2500,41 +2379,78 @@
           <w:b/>
           <w:bCs/>
         </w:rPr>
-        <w:t xml:space="preserve">Итог одной фразой:</w:t>
-      </w:r>
-      <w:r>
-        <w:t xml:space="preserve"> </w:t>
-      </w:r>
-      <w:r>
-        <w:t xml:space="preserve">покупатель голосует не за материал стены, а за</w:t>
-      </w:r>
-      <w:r>
-        <w:t xml:space="preserve"> </w:t>
-      </w:r>
+        <w:t xml:space="preserve">Что реально держится про продукт — только класс.</w:t>
+      </w:r>
+      <w:r>
+        <w:t xml:space="preserve"> </w:t>
+      </w:r>
+      <w:r>
+        <w:t xml:space="preserve">Безликий «стандарт» продан на 18% против</w:t>
+      </w:r>
+      <w:r>
+        <w:t xml:space="preserve"> </w:t>
+      </w:r>
+      <w:r>
+        <w:t xml:space="preserve">34% у комфорта, и это держится внутри года (в 2028: 5% против 17%). Выборка тонкая (12 домов) —</w:t>
+      </w:r>
+      <w:r>
+        <w:t xml:space="preserve"> </w:t>
+      </w:r>
+      <w:r>
+        <w:t xml:space="preserve">сильный сигнал, не закон.</w:t>
+      </w:r>
+    </w:p>
+    <w:p>
+      <w:pPr>
+        <w:pStyle w:val="Compact"/>
+        <w:numPr>
+          <w:ilvl w:val="0"/>
+          <w:numId w:val="1004"/>
+        </w:numPr>
+      </w:pPr>
       <w:r>
         <w:rPr>
           <w:b/>
           <w:bCs/>
         </w:rPr>
-        <w:t xml:space="preserve">формат</w:t>
-      </w:r>
-      <w:r>
-        <w:t xml:space="preserve"> </w:t>
-      </w:r>
-      <w:r>
-        <w:t xml:space="preserve">— дом</w:t>
-      </w:r>
-      <w:r>
-        <w:t xml:space="preserve"> </w:t>
-      </w:r>
-      <w:r>
-        <w:t xml:space="preserve">человеческого масштаба против безымянной башни. Материал в данных — лишь спутник формата</w:t>
-      </w:r>
-      <w:r>
-        <w:t xml:space="preserve"> </w:t>
-      </w:r>
-      <w:r>
-        <w:t xml:space="preserve">(и, как мы убедились, спутник ненадёжный). А формат — это и есть работа архитектора.</w:t>
+        <w:t xml:space="preserve">Итог одной фразой:</w:t>
+      </w:r>
+      <w:r>
+        <w:t xml:space="preserve"> </w:t>
+      </w:r>
+      <w:r>
+        <w:t xml:space="preserve">из открытых данных</w:t>
+      </w:r>
+      <w:r>
+        <w:t xml:space="preserve"> </w:t>
+      </w:r>
+      <w:r>
+        <w:rPr>
+          <w:b/>
+          <w:bCs/>
+        </w:rPr>
+        <w:t xml:space="preserve">нельзя доказать</w:t>
+      </w:r>
+      <w:r>
+        <w:t xml:space="preserve">, что материал, высота или сам по</w:t>
+      </w:r>
+      <w:r>
+        <w:t xml:space="preserve"> </w:t>
+      </w:r>
+      <w:r>
+        <w:t xml:space="preserve">себе застройщик продают. Продаёт срок; из продукта виден только класс/качество. Роль архитектора</w:t>
+      </w:r>
+      <w:r>
+        <w:t xml:space="preserve"> </w:t>
+      </w:r>
+      <w:r>
+        <w:t xml:space="preserve">честнее обосновывать не разрезами, а логикой (когда цена/ставка/локация исчерпаны — остаётся</w:t>
+      </w:r>
+      <w:r>
+        <w:t xml:space="preserve"> </w:t>
+      </w:r>
+      <w:r>
+        <w:t xml:space="preserve">продукт) плюс единственным пережившим сигналом — качеством.</w:t>
       </w:r>
     </w:p>
     <w:bookmarkEnd w:id="20"/>
@@ -2580,13 +2496,13 @@
       </w:r>
     </w:p>
     <w:bookmarkEnd w:id="22"/>
-    <w:bookmarkStart w:id="23" w:name="как-говорить-через-формат-а-не-материал"/>
+    <w:bookmarkStart w:id="23" w:name="как-говорить-честно-и-потому-неубиваемо"/>
     <w:p>
       <w:pPr>
         <w:pStyle w:val="Heading3"/>
       </w:pPr>
       <w:r>
-        <w:t xml:space="preserve">✅ Как говорить (через формат, а не материал)</w:t>
+        <w:t xml:space="preserve">✅ Как говорить (честно — и потому неубиваемо)</w:t>
       </w:r>
     </w:p>
     <w:p>
@@ -2606,7 +2522,13 @@
         <w:t xml:space="preserve"> </w:t>
       </w:r>
       <w:r>
-        <w:t xml:space="preserve">газоблок — и продаётся он как городская башня, на 6–17%. Ярлык материала ничего не решает.</w:t>
+        <w:t xml:space="preserve">газоблок. Ярлык материала ненадёжен и вообще ничего не решает: когда сравниваешь дома</w:t>
+      </w:r>
+      <w:r>
+        <w:t xml:space="preserve"> </w:t>
+      </w:r>
+      <w:r>
+        <w:t xml:space="preserve">одного года сдачи, монолит продаётся даже чуть лучше кирпича.</w:t>
       </w:r>
     </w:p>
     <w:p>
@@ -2614,25 +2536,25 @@
         <w:pStyle w:val="BlockText"/>
       </w:pPr>
       <w:r>
-        <w:t xml:space="preserve">Решает формат. Смотрите: городские башни 18–24 этажа — это половина рынка и худшая</w:t>
-      </w:r>
-      <w:r>
-        <w:t xml:space="preserve"> </w:t>
-      </w:r>
-      <w:r>
-        <w:t xml:space="preserve">распроданность, 28%. Пригородная среднеэтажка человеческого масштаба — заметно лучше.</w:t>
-      </w:r>
-      <w:r>
-        <w:t xml:space="preserve"> </w:t>
-      </w:r>
-      <w:r>
-        <w:t xml:space="preserve">Это видно даже внутри одного застройщика: Железно продаёт свои среднеэтажные корпуса</w:t>
-      </w:r>
-      <w:r>
-        <w:t xml:space="preserve"> </w:t>
-      </w:r>
-      <w:r>
-        <w:t xml:space="preserve">на 55%, а собственную городскую башню — на 28%. Один бренд, одна команда — разница в формате.</w:t>
+        <w:t xml:space="preserve">Более того — мы честно проверили и высоту, и разброс между застройщиками. Всё это не</w:t>
+      </w:r>
+      <w:r>
+        <w:t xml:space="preserve"> </w:t>
+      </w:r>
+      <w:r>
+        <w:t xml:space="preserve">выживает контроль по сроку: „худшие” 18–24 этажа внутри одной когорты не хуже средних, а</w:t>
+      </w:r>
+      <w:r>
+        <w:t xml:space="preserve"> </w:t>
+      </w:r>
+      <w:r>
+        <w:t xml:space="preserve">аутсайдеры-застройщики просто сдаются позже всех. Из открытых данных доказать, что</w:t>
+      </w:r>
+      <w:r>
+        <w:t xml:space="preserve"> </w:t>
+      </w:r>
+      <w:r>
+        <w:t xml:space="preserve">архитектура или материал продают, нельзя — и мы говорим это прямо.</w:t>
       </w:r>
     </w:p>
     <w:p>
@@ -2640,25 +2562,31 @@
         <w:pStyle w:val="BlockText"/>
       </w:pPr>
       <w:r>
-        <w:t xml:space="preserve">Дело не в бетоне и не в кирпиче — монолит надёжен. Дело в масштабе, соразмерности человеку,</w:t>
-      </w:r>
-      <w:r>
-        <w:t xml:space="preserve"> </w:t>
-      </w:r>
-      <w:r>
-        <w:t xml:space="preserve">узнаваемости дома. Покупатель платит за „дом, который можно назвать своим”, а не за этаж</w:t>
-      </w:r>
-      <w:r>
-        <w:t xml:space="preserve"> </w:t>
-      </w:r>
-      <w:r>
-        <w:t xml:space="preserve">в безымянной башне. И именно в массовом сегменте 18–24 этажа, где формат сегодня не работает,</w:t>
-      </w:r>
-      <w:r>
-        <w:t xml:space="preserve"> </w:t>
-      </w:r>
-      <w:r>
-        <w:t xml:space="preserve">архитектурная переупаковка даст максимальный прирост. Формат — это и есть работа архитектора.»</w:t>
+        <w:t xml:space="preserve">Что остаётся твёрдого? Первое — срок: половина рынка (навес-2028) продана на 16%, и этому</w:t>
+      </w:r>
+      <w:r>
+        <w:t xml:space="preserve"> </w:t>
+      </w:r>
+      <w:r>
+        <w:t xml:space="preserve">предложению нужен спрос. Второе — качество продукта: безликий „стандарт” продан вдвое хуже</w:t>
+      </w:r>
+      <w:r>
+        <w:t xml:space="preserve"> </w:t>
+      </w:r>
+      <w:r>
+        <w:t xml:space="preserve">комфорта, и это единственный разрез, что держится внутри года. И третье — простая логика:</w:t>
+      </w:r>
+      <w:r>
+        <w:t xml:space="preserve"> </w:t>
+      </w:r>
+      <w:r>
+        <w:t xml:space="preserve">когда ценой, ставкой и локацией конкурировать уже нельзя, остаётся продукт и его подача.</w:t>
+      </w:r>
+      <w:r>
+        <w:t xml:space="preserve"> </w:t>
+      </w:r>
+      <w:r>
+        <w:t xml:space="preserve">Вот здесь и работает архитектор.»</w:t>
       </w:r>
     </w:p>
     <w:bookmarkEnd w:id="23"/>
@@ -2917,13 +2845,13 @@
           <w:b/>
           <w:bCs/>
         </w:rPr>
-        <w:t xml:space="preserve">«Типовой класс проваливается (18,1%) — может, дело в классе, а не формате?»</w:t>
-      </w:r>
-      <w:r>
-        <w:t xml:space="preserve"> </w:t>
-      </w:r>
-      <w:r>
-        <w:t xml:space="preserve">Класс и формат связаны: типовой — это те же безликие массовые башни. Мы и говорим: рынок</w:t>
+        <w:t xml:space="preserve">«Стандарт-класс проваливается (18,1%) — может, дело в классе, а не формате?»</w:t>
+      </w:r>
+      <w:r>
+        <w:t xml:space="preserve"> </w:t>
+      </w:r>
+      <w:r>
+        <w:t xml:space="preserve">Класс и формат связаны: стандарт — это те же безликие массовые дома. Мы и говорим: рынок</w:t>
       </w:r>
       <w:r>
         <w:t xml:space="preserve"> </w:t>
